--- a/chapters/the-five-hindrances/chapter-preprint.docx
+++ b/chapters/the-five-hindrances/chapter-preprint.docx
@@ -96,7 +96,7 @@
           <w:color w:val="1A1A1A"/>
           <w:sz w:val="56"/>
         </w:rPr>
-        <w:t>The Five Hindrances</w:t>
+        <w:t>The Hindrances</w:t>
       </w:r>
     </w:p>
     <w:p>
@@ -167,7 +167,7 @@
           <w:color w:val="1A1A1A"/>
           <w:sz w:val="40"/>
         </w:rPr>
-        <w:t>The Five Hindrances</w:t>
+        <w:t>The Hindrances</w:t>
       </w:r>
     </w:p>
     <w:p>
@@ -216,7 +216,7 @@
           <w:color w:val="1A1A1A"/>
           <w:sz w:val="24"/>
         </w:rPr>
-        <w:t>he Buddha categorizes all our suffering into five different types: all that to do with pleasure, desire, attachment, indulgence; all those problems we have with hate, aversion, fear; all those problems that we have — what my teacher used to call our two very good friends — dullness and lethargy; all those problems we have with restlessness, which is a bit of a catch-all really, but it also includes remorse, guilt, shame, that sort of area; and sceptical doubt.</w:t>
+        <w:t>his evening we have to revise our hindrances—that's the normal thing—so for some it is a revision and for others it might be just an introduction.</w:t>
       </w:r>
     </w:p>
     <w:p>
@@ -230,7 +230,21 @@
           <w:color w:val="1A1A1A"/>
           <w:sz w:val="24"/>
         </w:rPr>
-        <w:t>So those are your five areas, and we have to know how to deal with them when they come up. Because in the discourse on how to establish this awareness which leads to liberation, we have to know how they arise, how to undermine them, and how to stop them ever arising again. And this is the hard work. This is the work of our meditation. If we had no hindrances, well, you'd be there really, you know, just a couple of weeks meditation and you'd made it.</w:t>
+        <w:t>The Buddha categorizes all our suffering into five different types: all that to do with pleasure, desire, attachment, indulgence; and all those problems we have with hate, aversion, fear; all those problems that we have with what my teacher used to call our two very good friends, dullness and lethargy; all those problems we have with restlessness, which is a bit of a catch-all really, but it also includes remorse, guilt, shame, that sort of area; and skeptical doubt. So those are your five areas.</w:t>
+      </w:r>
+    </w:p>
+    <w:p>
+      <w:pPr>
+        <w:spacing w:line="336" w:lineRule="auto" w:after="0"/>
+        <w:ind w:firstLine="454"/>
+        <w:jc w:val="both"/>
+      </w:pPr>
+      <w:r>
+        <w:rPr>
+          <w:color w:val="1A1A1A"/>
+          <w:sz w:val="24"/>
+        </w:rPr>
+        <w:t>We have to know how to deal with them when they come up because in the discourse on how to establish this awareness which leads to liberation, we have to know how they arise, how to undermine them, and how to stop them ever arising again. And this is the hard work. This is the work of our meditation. If we had no hindrances, well, you'd be there really, you know, just a couple of weeks meditation and you'd made it.</w:t>
       </w:r>
     </w:p>
     <w:p>
@@ -258,7 +272,7 @@
           <w:color w:val="1A1A1A"/>
           <w:sz w:val="24"/>
         </w:rPr>
-        <w:t>Defilements is another word that the Buddha uses, kilesa, defilements of the mind. That's how it's translated, defilements. And he also has another word, anusaya, which means latent tendencies. So this comes close to our understanding of having things that are buried in our psyche and which we don't know how much is down there until somebody presses the right button. And then we realize just how angry we are.</w:t>
+        <w:t>And this is part of the skills of meditation. The other part we do tomorrow, which is developing the seven factors of enlightenment—that's the beautiful side. Best to leave the best wine till last, you see. And those also demand a certain skillfulness. But for most of us it's this hard grind of dealing with our defilements.</w:t>
       </w:r>
     </w:p>
     <w:p>
@@ -272,7 +286,7 @@
           <w:color w:val="1A1A1A"/>
           <w:sz w:val="24"/>
         </w:rPr>
-        <w:t>So we have this underlying base of unresolved problems and then they arise every so often dependent on circumstance, whichever makes them come out. In ordinary life, but in meditation we're just letting the heart speak for itself. We're just sitting back. And whatever comes up, that's what we've got to deal with. We don't choose to deal with any of these hindrances. They just come up with themselves, the nivarana, the hindrances.</w:t>
+        <w:t>Defilements is another word that the Buddha uses, kilesa, defilements of the mind. That's how it's translated, defilements. And he also has another word, anusaya, which means latent tendencies. So this comes close to our understanding of having things that are buried in our psyche and which we don't know how much is down there until somebody presses the right button. And then we realize just how angry we are.</w:t>
       </w:r>
     </w:p>
     <w:p>
@@ -286,7 +300,7 @@
           <w:color w:val="1A1A1A"/>
           <w:sz w:val="24"/>
         </w:rPr>
-        <w:t>So as I'm sure many of you know, one retreat, you're sort of falling asleep all over the place. And the next week, you're sort of a jumping bean. You can't sit still. The mind retreats. One day, you're like that. The mind, one day, is that. One sitting you fall asleep, next sitting you can't stop still. So there's no logic, there's no rationality of that sort in the heart. It has its own internal logic which is completely illogical from the rational point of view. Because you're sitting here and there's — I mean, why am I feeling depressed? Why does this anxiety come up now when I'm trying to be peaceful and fully liberated, see?</w:t>
+        <w:t>So we have this underlying base of unresolved problems and then they arise every so often dependent on circumstance, whichever makes them come out in ordinary life. But in meditation we're just letting the heart speak for itself. We're just sitting back. And whatever comes up, that's what we've got to deal with. We don't choose to deal with any of these hindrances. They just come up with themselves, the nivarana, the hindrances.</w:t>
       </w:r>
     </w:p>
     <w:p>
@@ -300,7 +314,7 @@
           <w:color w:val="1A1A1A"/>
           <w:sz w:val="24"/>
         </w:rPr>
-        <w:t>So in a sense, once we step out of the system, once we put ourselves in a position where we just want to let the heart manifest its turbulences, then of course it does all sorts. And we've got to be ready. We've got to know what to do. Okay, so if we go through these, then hopefully we'll remind ourselves of these skills or pick up some new ones, pick up some new ideas.</w:t>
+        <w:t>So as I'm sure many of you know, one retreat, you're sort of falling asleep all over the place. And the next week, you're sort of a jumping bean. You can't sit still. The mind retreats. One day, you're like that. The mind, one day, is that. One sitting you fall asleep, next sitting you can't stop still. So there's no logic, there's no rationality of that sort in the heart. It has its own internal logic which is completely illogical from the rational point of view.</w:t>
       </w:r>
     </w:p>
     <w:p>
@@ -314,7 +328,7 @@
           <w:color w:val="1A1A1A"/>
           <w:sz w:val="24"/>
         </w:rPr>
-        <w:t>Now, what I've been saying all weekend is the power of the mind, the thinking mind, the imaginative mind. Because it's through the imaginative mind, the thinking mind, that these mental states develop in meditation. They do it also in daily life. Everything that we've seen, everything that human beings have created, from jet planes to vaccines, it all began in the mind. It all began there in the mind. All the horrors that we've committed, as humanity against humanity and dumb beasts and all that sort of stuff — that's all begun in the mind.</w:t>
+        <w:t>Because you're sitting here and there's—I mean, why am I feeling depressed? Why does this anxiety come up now when I'm trying to be peaceful and fully liberated, see? So in a sense, once we step out of the system, once we put ourselves in a position where we just want to let the heart manifest its turbulences, then of course it does all sorts. And we've got to be ready. We've got to know what to do.</w:t>
       </w:r>
     </w:p>
     <w:p>
@@ -328,7 +342,7 @@
           <w:color w:val="1A1A1A"/>
           <w:sz w:val="24"/>
         </w:rPr>
-        <w:t>So it's really beginning to realize the importance of understanding what the mind does. By mind here I mean this imagination, this thinking capacity, this rationality. Through our Enlightenment — the 18th century Enlightenment — we put a lot of faith in rationality, in reason, in being able to sit and reason things out. And unfortunately, what was misunderstood was that reason always depends on a premise. If the premise is wrong, then your reasoning will lead you into trouble. So that's why we ended up with Nazism, Communism, and all the rest of it. And it's undermined a lot of our faith in rationalism, what it should have done. That's why we have a postmodern idea of, you know, my reality is my own and to hell with yours.</w:t>
+        <w:t>Now, what I've been saying all weekend is the power of the mind, the thinking mind, the imaginative mind, because it's through the imaginative mind, the thinking mind, that these mental states develop in meditation. They do it also in daily life. Everything that we've seen, everything that human beings have created, from jet planes to vaccines, it all began in the mind. It all began there in the mind. All the horrors that we've committed, as humanity against humanity and dumb beasts and all that sort of stuff, that's all begun in the mind.</w:t>
       </w:r>
     </w:p>
     <w:p>
@@ -342,7 +356,21 @@
           <w:color w:val="1A1A1A"/>
           <w:sz w:val="24"/>
         </w:rPr>
-        <w:t>Well, so once we understand the power of the mind, the thinking mind, the imaginative mind, to create a world for us and how it develops and produces these mental states, then you know we're very wary of it, see? And one of the things that we have to do in meditation is to keep coming off the thinking mind and plunge into — as U Pandita's way of putting it — plunge into, to get into, to really feel what's motivating it, which is coming from the heart.</w:t>
+        <w:t>So it's really beginning to realize the importance of understanding what the mind does. By mind here I mean this imagination, this thinking capacity, this rationality. Through our Enlightenment—the 18th century Enlightenment—we put a lot of faith in rationality, in reason, in being able to sit and reason things out. And unfortunately, what was misunderstood was that reason always depends on a premise. If the premise is wrong, then your reasoning will lead you into trouble. So that's why we ended up with Nazism, Communism, and all the rest of it. And it's undermined a lot of our faith in rationalism, what it should have done. That's why we have a postmodern idea of, you know, my reality is my own and to hell with yours.</w:t>
+      </w:r>
+    </w:p>
+    <w:p>
+      <w:pPr>
+        <w:spacing w:line="336" w:lineRule="auto" w:after="0"/>
+        <w:ind w:firstLine="454"/>
+        <w:jc w:val="both"/>
+      </w:pPr>
+      <w:r>
+        <w:rPr>
+          <w:color w:val="1A1A1A"/>
+          <w:sz w:val="24"/>
+        </w:rPr>
+        <w:t>Well, so once we understand the power of the mind, the thinking mind, the imaginative mind, to create a world for us and how it develops and produces these mental states, then you know, we're very wary of it, see. And one of the things that we have to do in meditation is to keep coming off the thinking mind and plunge into—as U Pandita's way of putting it—plunge into, to get into, to really feel what's motivating it, which is coming from the heart.</w:t>
       </w:r>
     </w:p>
     <w:p>
@@ -370,7 +398,7 @@
           <w:color w:val="1A1A1A"/>
           <w:sz w:val="24"/>
         </w:rPr>
-        <w:t>But our problem in the meditation, in the sitting, is usually coming from inside, from memories, from unresolved turbulences in the mind. I much prefer the word turbulence. We have this word about blocks. A block gives you the impression that that's it. It's blocked. There's no way you can get out of this. It's stuck. It's like something in your throat. But if you look at the mind as an energy system, just as we experience the weather — and you see, sometimes it blows hot, it blows cold, it storms, sometimes it's beautiful and peaceful, and so on.</w:t>
+        <w:t>But our problem in the meditation, in the sitting, is usually coming from inside, from memories, from unresolved turbulences in the mind. I much prefer the word turbulence. We have this word about blocks. A block gives you the impression that that's it. It's blocked. There's no way you can get out of this. It's stuck. It's like something in your throat. But if you look at the mind as an energy system, just as we experience the weather—and you see, sometimes it blows hot, it blows cold, it storms, sometimes it's beautiful and peaceful, and so on.</w:t>
       </w:r>
     </w:p>
     <w:p>
@@ -384,7 +412,7 @@
           <w:color w:val="1A1A1A"/>
           <w:sz w:val="24"/>
         </w:rPr>
-        <w:t>So the first thing is all this stuff with desire. And remember that deep down, our aim is just to be happy, let me say. That's all we want. Just to be peaceful and happy, you see. And whenever we see something which is making us happy, you see, then we hold on to it. We try to aggrandize it. And we might come to this, a deeper understanding later on in the week.</w:t>
+        <w:t>So the first thing is all this stuff with desire. And remember that deep down, our aim is just to be happy, let me say. That's all we want. Just to be peaceful and happy, you see. And whenever we see something which is making us happy, you see, then we hold on to it. We try to aggrandize it.</w:t>
       </w:r>
     </w:p>
     <w:p>
@@ -398,7 +426,7 @@
           <w:color w:val="1A1A1A"/>
           <w:sz w:val="24"/>
         </w:rPr>
-        <w:t>Of course, we associate happiness, real happiness, with a mental state, with an emotional state. So when you say, I'm happy, what you're saying is, emotionally, I feel happy. My heart feels happy. I'm filled inside with a happy feeling. See? Now, that's the first thing we have to, in a sense, begin to disconnect from, you see. So that when happiness arises, and it's trying to look for an object to increase its happiness, okay?</w:t>
+        <w:t>And we might come to this, a deeper understanding later on in the week. Of course, we associate happiness, real happiness, with a mental state, with an emotional state. So when you say, I'm happy, what you're saying is, emotionally, I feel happy. My heart feels happy. I'm filled inside with a happy feeling. See?</w:t>
       </w:r>
     </w:p>
     <w:p>
@@ -412,7 +440,7 @@
           <w:color w:val="1A1A1A"/>
           <w:sz w:val="24"/>
         </w:rPr>
-        <w:t>So there you are, you see, happiness arises, and suddenly there you are with the person you've been looking for all your life on a dreamy island beneath coconut trees. Love abounds, yeah? And you're walking down the aisle, oh my goodness. Or it's just raw sex, wonderful. And you wake up, oh my god. So these feelings, you see, coming from old desires of wanting this lovely relationship and so on, and that's just arising. And now what's happening is that this is latching on to that and you're dreaming it, you see.</w:t>
+        <w:t>Now, that's the first thing we have to, in a sense, begin to disconnect from, you see. So that when happiness arises, and it's trying to look for an object to increase its happiness, okay? So there you are, you see, happiness arises, and suddenly there you are with the person you've been looking for all your life on a dreamy island beneath coconut trees. Love abounds, yeah? And you're walking down the aisle, oh my goodness. Or it's just raw sex, wonderful. And you wake up, oh my god.</w:t>
       </w:r>
     </w:p>
     <w:p>
@@ -426,7 +454,7 @@
           <w:color w:val="1A1A1A"/>
           <w:sz w:val="24"/>
         </w:rPr>
-        <w:t>So within the dream, it's real. When you're dreaming, it's real. This is the problem. When you wake up out of it, suddenly you realize you've been fooled. It's only a dream. God, it's only a dream. And then you get this depression and this feeling of, you know, I'll never find the person I can really love.</w:t>
+        <w:t>So these feelings, you see, coming from old desires of wanting this lovely relationship and so on, and that's just arising. And now what's happening is that this is latching on to that and you're dreaming it, you see. So within the dream, it's real. When you're dreaming, it's real. This is the problem. When you wake up out of it, suddenly you realize you've been fooled. It's only a dream. God, it's only a dream. And then you get this depression and this feeling of, you know, I'll never find the person I can really love.</w:t>
       </w:r>
     </w:p>
     <w:p>
@@ -440,7 +468,7 @@
           <w:color w:val="1A1A1A"/>
           <w:sz w:val="24"/>
         </w:rPr>
-        <w:t>And so it's being able to recognize that we have to stop that, you see. And you go back into just the feeling of excitement or that desire, and you're pulling out of it. You're pulling out of it to make it an object.</w:t>
+        <w:t>And so it's being able to recognize that we have to stop that, you see. And you go back into just the feeling of excitement or that desire and you're pulling out of it, you're pulling out of it to make it an object.</w:t>
       </w:r>
     </w:p>
     <w:p>
@@ -454,7 +482,7 @@
           <w:color w:val="1A1A1A"/>
           <w:sz w:val="24"/>
         </w:rPr>
-        <w:t>Just to go back to childhood — when we're born, so they tell us, we experience the world without any depth. It's just a blank screen or a screen full of color and shape and movement and all that. And that's why they say that babies, they're always reaching out for those rattles and stuff in their pram. And what they're doing is they're creating distance. They're creating a third dimension. You've got to believe these people. And slowly, that young child, you see, the world begins to separate out. Before, it was them. They were in that bath of sensations. And this slowly pushing out to the world, you see, so that sometime — I don't know when it happens, maybe two or three years old — they're quite clear the world is out there and this is me. And they're pretty clear that I'm a boy or a girl, see.</w:t>
+        <w:t>Just to go back to childhood—when we're born, so they tell us, we experience the world without any depth. It's just a blank screen or a screen full of color and shape and movement and all that. And that's why they say that babies, they're always reaching out for those rattles and stuff in their pram. And what they're doing is they're creating distance. They're creating a third dimension. You've got to believe these people. And slowly, that young child, you see, the world begins to separate out. Before, it was them. They were in that bath of sensations. And this slowly pushing out to the world, you see, so that sometime—I don't know when it happens, maybe two or three years old—they're quite clear the world is out there and this is me. And they're pretty clear that I'm a boy or a girl, see.</w:t>
       </w:r>
     </w:p>
     <w:p>
@@ -482,7 +510,7 @@
           <w:color w:val="1A1A1A"/>
           <w:sz w:val="24"/>
         </w:rPr>
-        <w:t>Now that distance, you see, that distance is allowing us to actually create that knowledge that this is not me, not mine. See, it's not me, not mine. And when that's steadied, when I know that, then I can re-enter into it and begin to investigate it more closely. But I have to first of all establish that position of objectivity within myself. And what I'm doing is I'm breaking a connection with it. I'm breaking an identity with it. This identity is telling me that this happiness is me. That's the problem. So long as I think that this emotional happiness is me, I'm going to be seeking what makes me happy in this emotional way. Okay?</w:t>
+        <w:t>So it's just like this room, you see. The room is outside us. This is now outside this consciousness. You've made it an object. Yeah? You feel it's there, you see. Now that distance, you see, that distance is allowing us to actually create that knowledge that this is not me, not mine. See, it's not me, not mine. And when that's steadied, when I know that, then I can re-enter into it and begin to investigate it more closely.</w:t>
       </w:r>
     </w:p>
     <w:p>
@@ -496,7 +524,7 @@
           <w:color w:val="1A1A1A"/>
           <w:sz w:val="24"/>
         </w:rPr>
-        <w:t>So at first you think you're losing something. So how the hell am I going to be ever happy in life now that I know this happiness is not me? See? So you pull yourself out. So this is an awful place to be because it's an identity crisis. See? How am I ever going to be happy if I can't be this happiness that I feel? Okay?</w:t>
+        <w:t>But I have to first of all establish that position of objectivity within myself. And what I'm doing is I'm breaking a connection with it. I'm breaking an identity with it. This identity is telling me that this happiness is me. That's the problem. So long as I think that this emotional happiness is me, I'm going to be seeking what makes me happy in this emotional way.</w:t>
       </w:r>
     </w:p>
     <w:p>
@@ -510,7 +538,21 @@
           <w:color w:val="1A1A1A"/>
           <w:sz w:val="24"/>
         </w:rPr>
-        <w:t>So one has to, if there's some fear come up, some anxiety around that, ooh, you go to that, you feel that, you see. Don't let the anxiety throw you back into this happiness and back onto the beach. Maintain your position of objectivity. And then as you become clear about that, you see, then you re-enter the happiness to investigate it. And slowly becoming convinced that in fact this is just a form of energy. It's just like a light or just like a nice feeling, just as you might have an itch. It's just a feeling. That's all there is. That's all there is in the body, a feeling.</w:t>
+        <w:t>Okay? So at first you think you're losing something. So how the hell am I going to be ever happy in life now that I know this happiness is not me? See? So you pull yourself out. So this is an awful place to be because it's an identity crisis. See? How am I ever going to be happy if I can't be this happiness that I feel?</w:t>
+      </w:r>
+    </w:p>
+    <w:p>
+      <w:pPr>
+        <w:spacing w:line="336" w:lineRule="auto" w:after="0"/>
+        <w:ind w:firstLine="454"/>
+        <w:jc w:val="both"/>
+      </w:pPr>
+      <w:r>
+        <w:rPr>
+          <w:color w:val="1A1A1A"/>
+          <w:sz w:val="24"/>
+        </w:rPr>
+        <w:t>Okay? So one has to, if there's some fear come up, some anxiety around that, ooh, you go to that, you feel that, you see. Don't let the anxiety throw you back into this happiness and back onto the beach. Maintain your position of objectivity. And then as you become clear about that, you see, then you re-enter the happiness to investigate it. And slowly becoming convinced that in fact this is just a form of energy. It's just like a light or just like a nice feeling, just as you might have an itch. It's just a feeling. That's all there is. That's all there is in the body, a feeling.</w:t>
       </w:r>
     </w:p>
     <w:p>
@@ -538,7 +580,7 @@
           <w:color w:val="1A1A1A"/>
           <w:sz w:val="24"/>
         </w:rPr>
-        <w:t>So when it comes to things that are around this area of happiness, you see, we begin to realize that having identified with happiness as the purpose of my life, seeking happiness in the sensual world — and remember when the Buddha means the sensual world he means everything you're experiencing — having sought that happiness in the sensual world, of course all my energy goes to make it real. So if I know that I'm going to be really happy if I find the right person, off I go clubbing, doing all sorts, looking for this right person, you see. And especially in my dream world, you see, my dream world.</w:t>
+        <w:t>So when it comes to things that are around this area of happiness, you see, we begin to realize that having identified with happiness as the purpose of my life, seeking happiness in the sensual world—and remember when the Buddha means the sensual world he means everything you're experiencing—having sought that happiness in the sensual world, of course all my energy goes to make it real. So if I know that I'm going to be really happy if I find the right person, off I go clubbing, doing all sorts, looking for this right person, you see. And especially in my dream world, you see, my dream world.</w:t>
       </w:r>
     </w:p>
     <w:p>
@@ -552,7 +594,7 @@
           <w:color w:val="1A1A1A"/>
           <w:sz w:val="24"/>
         </w:rPr>
-        <w:t>So I come back and I recognize the power of this desire, whatever it might be — a good job, money, fame, whatever's driving me. Okay, so by doing that, this begins — I'm disidentifying with it. I'm able to see for what it is, just a mental state, okay? And then slowly it loses its energy. Losing its energy, that conditioning of seeking happiness in the sensual world is slowly being undermined.</w:t>
+        <w:t>So I come back and I recognize the power of this desire, whatever it might be—a good job, money, fame, whatever's driving me. Okay, so by doing that, this begins—I'm disidentifying with it. I'm able to see for what it is, just a mental state, okay? And then slowly it loses its energy. Losing its energy, that conditioning of seeking happiness in the sensual world is slowly being undermined.</w:t>
       </w:r>
     </w:p>
     <w:p>
@@ -566,7 +608,7 @@
           <w:color w:val="1A1A1A"/>
           <w:sz w:val="24"/>
         </w:rPr>
-        <w:t>Okay, so that's our process. Our process is to — and we see ourselves lost in a dream or a fantasy around the whole idea of happiness and pleasure — we stop the thinking as we move back down to the breath. We connect with whatever is in the body, the heart area usually, and we stay with it and we wait for it to pass away. And then if there's nothing else comes up, you go back to the breath. If it pops up again, do the same thing over and over and over again, you see. That's the practice.</w:t>
+        <w:t>Okay, so that's our process. Our process is to—and we see ourselves lost in a dream or a fantasy around the whole idea of happiness and pleasure—we stop the thinking as we move back down to the breath. We connect with whatever is in the body, the heart area usually, and we stay with it and we wait for it to pass away. And then if there's nothing else comes up, you go back to the breath. If it pops up again, do the same thing over and over and over again, you see. That's the practice.</w:t>
       </w:r>
     </w:p>
     <w:p>
@@ -594,7 +636,7 @@
           <w:color w:val="1A1A1A"/>
           <w:sz w:val="24"/>
         </w:rPr>
-        <w:t>Now it's not that the Buddha fell in love once he was liberated. In a sense, the liberation — that level of liberation — when you're totally liberated you're no longer attracted to the sensual world, right. But that doesn't mean to say that these things don't have their place and don't have their time. What we don't want them to be is cloying. What we don't want them to be is overpowering, completely, you know, rushing our lives towards a certain obsessive destiny, whether it's to be rich or whether it's to be famous and so on, see.</w:t>
+        <w:t>Now it's not that the Buddha fell in love once he was liberated. In a sense, the liberation—that level of liberation—when you're totally liberated, you're no longer attracted to the sensual world, right? But that doesn't mean to say that these things don't have their place and don't have their time. What we don't want them to be is cloying. What we don't want them to be is overpowering, completely, you know, rushing our lives towards a certain obsessive destiny, whether it's to be rich or whether it's to be famous and so on, see.</w:t>
       </w:r>
     </w:p>
     <w:p>
@@ -608,7 +650,7 @@
           <w:color w:val="1A1A1A"/>
           <w:sz w:val="24"/>
         </w:rPr>
-        <w:t>So when, for instance, just talking about romance, just talking about a relationship — if one wants a relationship, one has to trust yourself. One has to trust that as we put that act of desire into the world, you see, as you will it, yeah, then it will manifest or it won't. But if it becomes obsessive, then it just becomes an area of disappointment, of addiction. So it's the same if you say to yourself, well, you know, I want this sort of work in the world. So you push out that act of will, and of course you're open to it, you look around for it, you see, but you're always open to the fact that it may not manifest, that's all. And therefore there's no big, huge disappointment or grief. It just becomes something that you put out there.</w:t>
+        <w:t>So when, for instance, just talking about romance, just talking about a relationship—if one wants a relationship, one has to trust yourself. One has to trust that as we put that act of desire into the world, you see, as you will it, yeah, then it will manifest or it won't. But if it becomes obsessive, then it just becomes an area of disappointment, of addiction.</w:t>
       </w:r>
     </w:p>
     <w:p>
@@ -622,7 +664,7 @@
           <w:color w:val="1A1A1A"/>
           <w:sz w:val="24"/>
         </w:rPr>
-        <w:t>Now, you might say, well, how that works? I'm sure you can all look back into your life and you can see that once you will something, there's something quite magical about the interconnectedness of the world. The world seems to — the cosmos even — seems to make an effort to help you to manifest what you want. Correct? No, rigorously, please. There's something about the interconnection of things. I mean, I'm sure most of you have had the experience of, for instance, wanting to know something and the very book turns up. I mean, it's sort of magical.</w:t>
+        <w:t>So it's the same if you say to yourself, well, you know, I want this sort of work in the world. So you push out that act of will, and of course you're open to it, you look around for it, you see, but you're always open to the fact that it may not manifest, that's all. And therefore there's no big, huge disappointment or grief. It just becomes something that you put out there.</w:t>
       </w:r>
     </w:p>
     <w:p>
@@ -636,7 +678,7 @@
           <w:color w:val="1A1A1A"/>
           <w:sz w:val="24"/>
         </w:rPr>
-        <w:t>I'll give you one out of my own life where when I began this teaching, I really, really, really didn't want to do it. You know, my what I wanted to do was just find a hut somewhere and continue. But once I decided to live in Britain it seemed impossible to do that because there wasn't the infrastructure. And so I began teaching and it evolved to what it is now. But over the crisis of it — it was actually the millennium, 2000 — I went to meditate at U Pandita's place in Rangoon, Yangon. And this was in the back of my mind. I wasn't thinking about it. I just put it to the side, you know, as to — the question was open. I just laid it out there in front of the Buddha, you know. I just said, look, if this is what I have to do, then I'll do it. I don't particularly want to do it, but there's a call. People are asking me. So I just laid it out as it were, see.</w:t>
+        <w:t>Now, you might say, well, how that works? I'm sure you can all look back into your life and you can see that once you will something, there's something quite magical about the interconnectedness of the world. The world seems to, the cosmos even, seems to make an effort to help you to manifest what you want. Correct? There's something about the interconnection of things. I mean, I'm sure most of you have had the experience of, for instance, wanting to know something and the very book turns up. I mean, it's sort of magical.</w:t>
       </w:r>
     </w:p>
     <w:p>
@@ -650,7 +692,35 @@
           <w:color w:val="1A1A1A"/>
           <w:sz w:val="24"/>
         </w:rPr>
-        <w:t>And there it was, this book taken from the — you know, The Course of Miracles? Well, somebody had extracted all the stuff in The Course of Miracles about teachings. And it was this little thin book and it was stuck in a huge library and I happened to find it. And by the end of reading this book I knew I had to teach. There was no doubt at all in my mind. It was the strangest sort of thing.</w:t>
+        <w:t>I'll give you one out of my own life where when I began this teaching, I really, really, really didn't want to do it. You know, what I wanted to do was just find a hut somewhere and continue. But once I decided to live in Britain, it seemed impossible to do that because there wasn't the infrastructure. And so I began teaching and it evolved to what it is now.</w:t>
+      </w:r>
+    </w:p>
+    <w:p>
+      <w:pPr>
+        <w:spacing w:line="336" w:lineRule="auto" w:after="0"/>
+        <w:ind w:firstLine="454"/>
+        <w:jc w:val="both"/>
+      </w:pPr>
+      <w:r>
+        <w:rPr>
+          <w:color w:val="1A1A1A"/>
+          <w:sz w:val="24"/>
+        </w:rPr>
+        <w:t>But over the crisis of it—it was actually the millennium, 2000—I went to meditate at U Pandita's place in Rangoon, Yangon. And this was in the back of my mind. I wasn't thinking about it. I just put it to the side, you know, as to—the question was open. I just laid it out there in front of the Buddha, you know. I just said, look, if this is what I have to do, then I'll do it. I don't particularly want to do it, but there's a call. People are asking me. So I just laid it out as it were, see.</w:t>
+      </w:r>
+    </w:p>
+    <w:p>
+      <w:pPr>
+        <w:spacing w:line="336" w:lineRule="auto" w:after="0"/>
+        <w:ind w:firstLine="454"/>
+        <w:jc w:val="both"/>
+      </w:pPr>
+      <w:r>
+        <w:rPr>
+          <w:color w:val="1A1A1A"/>
+          <w:sz w:val="24"/>
+        </w:rPr>
+        <w:t>And there it was, this book taken from—you know, The Course of Miracles? Well, somebody had extracted all the stuff in The Course of Miracles about teachings. And it was this little thin book and it was stuck in a huge library and I happened to find it. And by the end of reading this book I knew I had to teach. There was no doubt at all in my mind. It was the strangest sort of thing.</w:t>
       </w:r>
     </w:p>
     <w:p>
@@ -678,7 +748,7 @@
           <w:color w:val="1A1A1A"/>
           <w:sz w:val="24"/>
         </w:rPr>
-        <w:t>But in terms of the obsessiveness we have around desires, you see, we overcome them by coming off the dream world and sitting in the midst of that turbulence, that strong desire, the addiction. And the thing is that our habits are — the whole habit of clinging on to something, an attachment of having to have, must have, all that — once you tackle the real tough nut, it all fades away because it's all one attitude. You don't have to go from this obsession to that obsession and then all the way down the line. If you hit the big one, they all begin to fade. And that's a bit of a blessing because we'll be here for lifetimes trying to get rid of it. So if you go for the big one, you see, then everything begins to be undermined.</w:t>
+        <w:t>But in terms of the obsessiveness we have around desires, you see, we overcome them by coming off the dream world and sitting in the midst of that turbulence, that strong desire, the addiction. And the thing is that our habits—the whole habit of clinging on to something, an attachment of having to have, must have, all that—once you tackle the real tough nut, it all fades away because it's all one attitude. You don't have to go from this obsession to that obsession and then all the way down the line. If you hit the big one, they all begin to fade. And that's a bit of a blessing because we'll be here for lifetimes trying to get rid of it. So if you go for the big one, you see, then everything begins to be undermined.</w:t>
       </w:r>
     </w:p>
     <w:p>
@@ -692,7 +762,7 @@
           <w:color w:val="1A1A1A"/>
           <w:sz w:val="24"/>
         </w:rPr>
-        <w:t>And what we're trying to do, and this is why the eating that we're doing here, the exercise around eating is so important — what we're trying to discover is: How can I be with pleasure, with the joys of life, with a loving relationship, without this attachment, see? Without this obsessiveness, without this need, you see?</w:t>
+        <w:t>And this is why the eating that we're doing here, the exercise around eating is so important. What we're trying to discover is: How can I be with pleasure, with the joys of life, with a loving relationship, without this attachment, see? Without this obsessiveness, without this need, you see?</w:t>
       </w:r>
     </w:p>
     <w:p>
@@ -734,7 +804,7 @@
           <w:color w:val="1A1A1A"/>
           <w:sz w:val="24"/>
         </w:rPr>
-        <w:t>So anyway, that's all to do with this business of attachment and indulgence, addiction, compulsive behavior.</w:t>
+        <w:t>Now, you know what it is because when you're meditating in that state of the pure observer, you're actually it. But you may not have recognized it. You may not have recognized the absolute peace and stillness that there is within the observer.</w:t>
       </w:r>
     </w:p>
     <w:p>
@@ -762,7 +832,7 @@
           <w:color w:val="1A1A1A"/>
           <w:sz w:val="24"/>
         </w:rPr>
-        <w:t>So this again is the other side of this attachment. It's the other side of this wrong identity, you see. And just by tackling the big one, you see, where you feel most aversion and where you feel most fear, that you're undermining that whole attitude of being averse to the world, to people, of being afraid of it. So it's the same. It's the same technique. Just coming off the dream, feeling the fear — you know that book, Feel the Fear and Do It Anyway — so that's it, just feel the fear.</w:t>
+        <w:t>So this again is the other side of this attachment. It's the other side of this wrong identity, you see. And just by tackling the big one, you see, where you feel most aversion and where you feel most fear, that you're undermining that whole attitude of being averse to the world, to people, of being afraid of it. So it's the same, it's the same technique—just coming off the dream, feeling the fear. You know that book, Feel the Fear and Do It Anyway? So that's it, just feel the fear.</w:t>
       </w:r>
     </w:p>
     <w:p>
@@ -776,7 +846,7 @@
           <w:color w:val="1A1A1A"/>
           <w:sz w:val="24"/>
         </w:rPr>
-        <w:t>Now of course in both of these cases, as it's true for all the other hindrances, you're also being aware of your relationship. So how, when something good comes up, we see the relationship of indulgence, wanting it, grabbing it. So when it comes to things like hatred — and well, hatred also and cruelty — we want to indulge, yeah? We don't like to accept that, but being hateful can be very satisfying. Being angry, hurting somebody can bring quite a bit of internal joy.</w:t>
+        <w:t>Now of course in both of these cases, as it's true for all the other hindrances, you're also being aware of your relationship. So how—when something good comes up, we see the relationship of indulgence, wanting it, grabbing it. So when it comes to things like hatred—well, hatred also, and cruelty—we want to indulge, yeah? We don't like to accept that, but being hateful can be very satisfying. Being angry, hurting somebody can bring quite a bit of internal joy.</w:t>
       </w:r>
     </w:p>
     <w:p>
@@ -804,7 +874,7 @@
           <w:color w:val="1A1A1A"/>
           <w:sz w:val="24"/>
         </w:rPr>
-        <w:t>And the more we get used to the texture of fear, see — that's why it's so important to come into the body, off the mind — you get into the texture of fear, the feel of it, the nausea, the trembling of it, you know, and then you lose your fear of it. And then, of course, it's not fearful anymore. I mean, what's going to frighten us? When we've lost our fear of fear, what can frighten us? But it's getting beyond that barrier. And you do it always by sinking into, feeling the fear.</w:t>
+        <w:t>And the more we get used to the texture of fear, see—that's why it's so important to come into the body, off the mind—you get into the texture of fear, the feel of it, the nausea, the trembling of it, you know, and then you lose your fear of it. And then, of course, it's not fearful anymore. I mean, what's going to frighten us? When we've lost our fear of fear, what can frighten us? But it's getting beyond that barrier. And you do it always by sinking into, feeling the fear.</w:t>
       </w:r>
     </w:p>
     <w:p>
@@ -832,7 +902,7 @@
           <w:color w:val="1A1A1A"/>
           <w:sz w:val="24"/>
         </w:rPr>
-        <w:t>With all these dream factors, when you come back off the dream and you come into the body and you're feeling the — there has to be a very clear decision that you're not going to go back there. See, if you don't, if it's a sort of semi-decision, especially with those things that we like to indulge, whether it's an averse thing or an indulgent thing, then there's that leakage of desire.</w:t>
+        <w:t>With all these dream factors, when you come back off the dream and you come into the body and you're feeling—there has to be a very clear decision that you're not going to go back there. See, if you don't, if it's a sort of semi-decision, especially with those things that we like to indulge, whether it's an averse thing or an indulgent thing, then there's that leakage of desire.</w:t>
       </w:r>
     </w:p>
     <w:p>
@@ -846,7 +916,7 @@
           <w:color w:val="1A1A1A"/>
           <w:sz w:val="24"/>
         </w:rPr>
-        <w:t>And so you've come off something, you see, and you come away noting, noting — I don't know, well, we'll go back to romance, you see. Then you come back, but actually there's a part of you that still wants to go there. See? You've not actually said no to this leakage. So there you are feeling, whoop, and off you go again, you see. So it takes a moment of mindlessness. One millisecond of mindlessness coming off the subject and you're away. You see?</w:t>
+        <w:t>And so you've come off something, you see, and you come away noting, noting—I don't know, well, we'll go back to romance, you see. Then you come back, but actually there's a part of you that still wants to go there. See? You've not actually said no to this leakage. So there you are feeling, whoop, and off you go again, you see. So it takes a moment of mindlessness. One millisecond of mindlessness coming off the subject and you're away. You see?</w:t>
       </w:r>
     </w:p>
     <w:p>
@@ -916,7 +986,7 @@
           <w:color w:val="1A1A1A"/>
           <w:sz w:val="24"/>
         </w:rPr>
-        <w:t>Same with the body. If you feel tremendously restless and you really want to move, you see, one thing you can do is to just feel sensations from the top of the head going down to the feet and just keep going from the top downwards, you see. That tends to calm the body a bit, you see. But don't do it entirely for the purpose of calming the body. Do it to see where restlessness is. Did you ever feel restless at the end of your nose? Very difficult. It doesn't happen. So you have to sort of come down the body, where you feel the restlessness, hang on a little bit, keep moving, you see. And that also stops the mind wandering too.</w:t>
+        <w:t>Same with the body. If you feel tremendously restless and you really want to move, you see, one thing you can do is to just feel sensations from the top of the head going down to the feet and just keep going from the top downwards, you see. That tends to calm the body a bit, you see. But don't do it entirely for the purpose of calming the body. Do it to see where restlessness is.</w:t>
       </w:r>
     </w:p>
     <w:p>
@@ -930,7 +1000,7 @@
           <w:color w:val="1A1A1A"/>
           <w:sz w:val="24"/>
         </w:rPr>
-        <w:t>And with that there's this other business of guilt, shame, remorse. So again these things have to be felt. And often it's because we've left things undone. We might have hurt somebody and we've not apologized. It might be that somebody's hurt us and you've not told them, you've not forgiven them.</w:t>
+        <w:t>Did you ever feel restless at the end of your nose? Very difficult. It doesn't happen. So you have to sort of come down the body, where you feel the restlessness, hang on a little bit, keep moving, you see. And that also stops the mind wandering too.</w:t>
       </w:r>
     </w:p>
     <w:p>
@@ -944,7 +1014,7 @@
           <w:color w:val="1A1A1A"/>
           <w:sz w:val="24"/>
         </w:rPr>
-        <w:t>So those are processes that you can do in your sitting. If you find for instance a lot of guilt coming up over something you've done, you see, then stay with the guilt, you see, but then write yourself a note and say, well, when I leave this is what I'll do. And that puts that to rest at least for a while until you've put right what you did wrong.</w:t>
+        <w:t>And with that there's this other business of guilt, shame, remorse. So again, these things have to be felt. And often it's because we've left things undone. We might have hurt somebody and we've not apologized. It might be that somebody's hurt us and you've not told them, you've not forgiven them.</w:t>
       </w:r>
     </w:p>
     <w:p>
@@ -958,7 +1028,35 @@
           <w:color w:val="1A1A1A"/>
           <w:sz w:val="24"/>
         </w:rPr>
-        <w:t>If there's a lot of hate and vengefulness over somebody who's hurt you, you see, then you know, feel it, feel it, feel it, you see. And then write yourself a note, see, that you know, you'll approach the person then when you leave. If of course the person is unapproachable, either because they're not to be found or they've died or something, then, of course, you have to, in a sense, do a little ritual for yourself, you see, of writing a letter, doing something whereby you can externalize this problem. It helps, that's all. But eventually, it's actually coming into those feelings, you see, and resting with them.</w:t>
+        <w:t>So those are processes that you can do in your sitting. If you find, for instance, a lot of guilt coming up over something you've done, you see, then stay with the guilt, you see, but then write yourself a note and say, well, when I leave this is what I'll do. And that puts that to rest at least for a while until you've put right what you did wrong.</w:t>
+      </w:r>
+    </w:p>
+    <w:p>
+      <w:pPr>
+        <w:spacing w:line="336" w:lineRule="auto" w:after="0"/>
+        <w:ind w:firstLine="454"/>
+        <w:jc w:val="both"/>
+      </w:pPr>
+      <w:r>
+        <w:rPr>
+          <w:color w:val="1A1A1A"/>
+          <w:sz w:val="24"/>
+        </w:rPr>
+        <w:t>If there's a lot of hate and vengefulness over somebody who's hurt you, you see, then, you know, feel it, feel it, feel it, you see, and then write yourself a note, see, that, you know, you'll approach the person then when you leave.</w:t>
+      </w:r>
+    </w:p>
+    <w:p>
+      <w:pPr>
+        <w:spacing w:line="336" w:lineRule="auto" w:after="0"/>
+        <w:ind w:firstLine="454"/>
+        <w:jc w:val="both"/>
+      </w:pPr>
+      <w:r>
+        <w:rPr>
+          <w:color w:val="1A1A1A"/>
+          <w:sz w:val="24"/>
+        </w:rPr>
+        <w:t>If of course the person is unapproachable, either because they're not to be found or they've died or something, then, of course, you have to, in a sense, do a little ritual for yourself, you see, of writing a letter, doing something whereby you can externalize this problem. It helps, that's all. But eventually, it's actually coming into those feelings, you see, and resting with them. There's a whole load of stuff around that area which I tend not to tackle until the end of the week. So if that stuff comes up and you find it difficult to handle, then just come and see me.</w:t>
       </w:r>
     </w:p>
     <w:p>
@@ -1028,7 +1126,7 @@
           <w:color w:val="1A1A1A"/>
           <w:sz w:val="24"/>
         </w:rPr>
-        <w:t>And often in our practice we go through times when it's very dreary, like a desert. Nothing seems to be happening where we seem to be putting a lot of effort in and not getting any real results, see. So those are testing times. You just got to keep going, see, until you move through it. And often it's caused by, you know, false expectation.</w:t>
+        <w:t>And often in our practice we go through times when it's very dreary, like a desert, nothing seems to be happening, where we seem to be putting a lot of effort in and not getting any real results, see. So those are testing times. You just got to keep going, see, until you move through it. And often it's caused by, you know, false expectation.</w:t>
       </w:r>
     </w:p>
     <w:p>
@@ -1042,7 +1140,7 @@
           <w:color w:val="1A1A1A"/>
           <w:sz w:val="24"/>
         </w:rPr>
-        <w:t>I was once — when I was in Birmingham — a man turned up to do some meditation at the center and he said when he first came on a retreat — this is going back a bit to the late 70s — he was going on a course, okay, it's a course, a meditation course, in which one achieved Nibbana. So he went to this course and he thought, you know, Saturday, Sunday, that's it, I'll have made it. As the time rolled on, you know, and it came to the end, there was this, God, you know, we didn't turn him off, he came back and did some more. But that's what we think, we think, oh, you know, I keep doing this for a while, things will get so much better. I'll be liberated and all this sort of stuff. But, of course, these expectations eventually undermine our practice because they're not real. They're not real.</w:t>
+        <w:t>I was once when I was in Birmingham, a man turned up to do some meditation at the center. And he said when he first came on a retreat—this is going back a bit to the late 70s—he was going on a course, okay, it's a course, a meditation course, in which one achieved Nibbana. So he went to this course and he thought, you know, Saturday, Sunday, that's it, I'll have made it. As the time rolled on, you know, and it came to the end, there was this, God, you know—we didn't turn him off, he came back and did some more.</w:t>
       </w:r>
     </w:p>
     <w:p>
@@ -1056,7 +1154,7 @@
           <w:color w:val="1A1A1A"/>
           <w:sz w:val="24"/>
         </w:rPr>
-        <w:t>And sometimes you can undermine your own confidence by setting yourself standards which you can't maintain. So if you say to yourself after this retreat, then of course you'll be all enormously inspired. You say to yourself, I'm going to now meditate for two hours every morning and two hours in the evening. And with great intent and real resolution, you're determined to do that. And tomorrow morning, you feel a bit down. And you let go of it. And you say to yourself, I can't do it. See, I can't do it. In which case, you've created this huge doubt. Because you've overstated. You've had too much expectation.</w:t>
+        <w:t>But that's what we think, we think, oh, you know, I keep doing this for a while, things will get so much better. I'll be liberated and all this sort of stuff. But, of course, these expectations eventually undermine our practice because they're not real. They're not real. So be careful about expecting something from the practice, you see.</w:t>
       </w:r>
     </w:p>
     <w:p>
@@ -1070,7 +1168,7 @@
           <w:color w:val="1A1A1A"/>
           <w:sz w:val="24"/>
         </w:rPr>
-        <w:t>So be careful about expecting something from the practice, you see. We have to have a certain faith that there is purification going on. There is wisdom slowly being formed. It's just — as soon as you enter into that position of the observer, it has to happen. It can't not be happening, see. As soon as you're there taking that position of observing, of feeling things, of allowing things to manifest, you see, there must be some small change within our looking.</w:t>
+        <w:t>We have to have a certain faith that there is purification going on. There is wisdom slowly being formed. It's just as soon as you enter into that position of the observer, it has to happen. It can't not be happening, see. As soon as you're there taking that position of observing, of feeling things, of allowing things to manifest, you see, there must be some small change within our looking.</w:t>
       </w:r>
     </w:p>
     <w:p>
@@ -1084,7 +1182,7 @@
           <w:color w:val="1A1A1A"/>
           <w:sz w:val="24"/>
         </w:rPr>
-        <w:t>It's like — like I said before — it's like Chinese torture, you know, the drip, the drip torture. And slowly there are little aha moments, you see, when finally the penny drops a bit. It's very rare for somebody to have a sort of cosmic, you know, opening where everything sort of bursts into light and one suddenly rises up in the air. Most times it's just this plodding, plodding, plodding. And then when you look back over time, you know, 5, 6, 10 years, you say things have changed. So it's a slow process.</w:t>
+        <w:t>It's like—like I said before—it's like Chinese torture, you know, the drip, the drip torture. And slowly there are little aha moments, you see, when finally the penny drops a bit. It's very rare for somebody to have a sort of cosmic, you know, opening where everything sort of bursts into light and one suddenly rises up in the air. Most times it's just this plodding, plodding, plodding. And then when you look back over time, you know, 5, 6, 10 years, you say things have changed. So it's a slow process.</w:t>
       </w:r>
     </w:p>
     <w:p>
@@ -1098,7 +1196,7 @@
           <w:color w:val="1A1A1A"/>
           <w:sz w:val="24"/>
         </w:rPr>
-        <w:t>The Buddha warned us, it's gradual. There's nothing — I know you hear in certain traditions the sudden enlightenment and the, what is it, sudden and gradual enlightenment. But these are misunderstandings because when an insight comes, of course it's sudden. An insight doesn't take time. You either see it or you don't see it. But to get there can be one hell of a journey. So it depends where you're standing. If you're standing in the insight, yes, it's sudden enlightenment. But if you're standing outside the insight, you're blooming gradual. Right? So all those arguments about sudden and gradual insight seem to me to be a bit silly, really. Nobody here, I hope. Going to the Zen school.</w:t>
+        <w:t>The Buddha warned us, it's gradual. There's nothing—I know you hear in certain traditions the sudden enlightenment and the, what is it, sudden and gradual enlightenment. But these are misunderstandings because when an insight comes, of course it's sudden. An insight doesn't take time. You either see it or you don't see it. But to get there can be one hell of a journey.</w:t>
       </w:r>
     </w:p>
     <w:p>
@@ -1112,7 +1210,7 @@
           <w:color w:val="1A1A1A"/>
           <w:sz w:val="24"/>
         </w:rPr>
-        <w:t>Then there's of course doubt in the teaching, doubt in the Buddha and all that. And really that again is undermined through the practice and through reading and through thinking about it and reflecting on the teaching and making sure that we understand what the Buddha's talking about. And through our practice it becomes realistic. And that's it, you see.</w:t>
+        <w:t>So it depends where you're standing. If you're standing in the insight, yes, it's sudden enlightenment. But if you're standing outside the insight, it's blooming gradual. Right? So all those arguments about sudden and gradual insight seem to me to be a bit silly, really.</w:t>
       </w:r>
     </w:p>
     <w:p>
@@ -1126,7 +1224,7 @@
           <w:color w:val="1A1A1A"/>
           <w:sz w:val="24"/>
         </w:rPr>
-        <w:t>So here we're understanding all this business about defilements, about mental states that are difficult to work with. And then of course there's doubt in the teacher. Heaven forbid. And of course that has to be tested because the teacher in Buddhism is only there to guide. It's not a faith in the teacher in that guru sense. That would be really undermining the process.</w:t>
+        <w:t>Then there's of course doubt in the teaching, doubt in the Buddha and all that. And really that again is undermined through the practice and through reading and through thinking about it and reflecting on the teaching and making sure that we understand what the Buddha's talking about. And through our practice it becomes realistic.</w:t>
       </w:r>
     </w:p>
     <w:p>
@@ -1140,7 +1238,7 @@
           <w:color w:val="1A1A1A"/>
           <w:sz w:val="24"/>
         </w:rPr>
-        <w:t>See the Buddha himself, he couldn't handle that. Just before he died, there was a young monk who looked upon him mooningly. He sent him off to the forest. He's on his deathbed. This is when he's, you know, he saw that he'd got this wrong relationship with, you know, the Buddha. Sent him off. Get out.</w:t>
+        <w:t>And of course that has to be tested because the teacher in Buddhism is only there to guide. It's not a faith in the teacher in that guru sense. That would be really undermining the process. See, the Buddha himself, he couldn't handle that. Just before he died, there was a young monk who looked upon him mooningly. He sent him off to the forest. He's on his deathbed. This is when he's, you know, he saw that he'd got this wrong relationship with, you know, the Buddha. Sent him off. Get out.</w:t>
       </w:r>
     </w:p>
     <w:p>
@@ -1196,7 +1294,7 @@
           <w:color w:val="1A1A1A"/>
           <w:sz w:val="24"/>
         </w:rPr>
-        <w:t>So there is something about a marriage which is like — it's a further giving of oneself. And it's not surprising to me to find that often people who've been in a partnership for quite some time finally decide to get married, go through an actual ceremony of marriage, you see. I've done that for a few people. And it just points out that so long as it's just a partnership, see, there's always this clause underneath it gets you out. But the point of a marriage is a complete commitment to the other, you see. You know, like we had this lovely wedding, you see. Sickness and health, poor or rich. It doesn't matter. You're committed to the person entirely, you see. And that, of course, is an act of compassion, you see. It's an act of complete giving of oneself to the other, you see. Of course, it works as long as the other is giving their complete self to you. Once that begins to separate, then you're stuck.</w:t>
+        <w:t>So there is something about a marriage which is like it's a further giving of oneself. And it's not surprising to me to find that often people who've been in a partnership for quite some time finally decide to get married, go through an actual ceremony of marriage, you see. I've done that for a few people. And it just points out that so long as it's just a partnership, see, there's always this clause underneath it gets you out. But the point of a marriage is a complete commitment to the other, you see.</w:t>
       </w:r>
     </w:p>
     <w:p>
@@ -1210,7 +1308,7 @@
           <w:color w:val="1A1A1A"/>
           <w:sz w:val="24"/>
         </w:rPr>
-        <w:t>Two things I haven't — well, one thing I haven't looked at is boredom. So remember, boredom comes under the heading of aversion, and it's important for us because the boredom comes up in the practice, you know? I mean, if you put it out in the ordinary world that you just spent a whole week trying to observe the breath, you see, they would probably think, well, you know, I can't think of anything more boring than watching my breath and feeling the breath arising and passing away.</w:t>
+        <w:t>You know, like we had this lovely wedding, you see. Sickness and health, poor or rich. It doesn't matter. You're committed to the person entirely, you see. And that, of course, is an act of compassion, you see. It's an act of complete giving of oneself to the other, you see. Of course, it works as long as the other is giving their complete self to you. Once that begins to separate, then you're stuck.</w:t>
       </w:r>
     </w:p>
     <w:p>
@@ -1224,7 +1322,35 @@
           <w:color w:val="1A1A1A"/>
           <w:sz w:val="24"/>
         </w:rPr>
-        <w:t>So when boredom comes, you see, remember, this is the product of indulgence. Okay? So remember there are five negatives that come up, there's an aftermath from indulgence. And once you connect these two, once you connect this, then of course you tend to come off at least gross indulgence, a gross dependency. So there's addiction, there's compulsive behaviour, there's frustration when you don't get it, there's grief when you lose it, you're always afraid of losing so you take out an insurance policy, and boredom.</w:t>
+        <w:t>Two things I haven't—well, one thing I haven't looked at is boredom. So remember, boredom comes under the heading of aversion, and it's important for us because the boredom comes up in the practice, you know? I mean, if you put it out in the ordinary world that you just spent a whole week trying to observe the breath, you see, they would probably think, well, you know, I can't think of anything more boring than watching my breath and feeling the breath arising and passing away.</w:t>
+      </w:r>
+    </w:p>
+    <w:p>
+      <w:pPr>
+        <w:spacing w:line="336" w:lineRule="auto" w:after="0"/>
+        <w:ind w:firstLine="454"/>
+        <w:jc w:val="both"/>
+      </w:pPr>
+      <w:r>
+        <w:rPr>
+          <w:color w:val="1A1A1A"/>
+          <w:sz w:val="24"/>
+        </w:rPr>
+        <w:t>So when boredom comes, you see, remember, this is the product of indulgence. Okay? So remember there are five negatives that come up, there's an aftermath from indulgence. And once you connect these two, once you connect this, then of course you tend to come off at least gross indulgence, gross dependency.</w:t>
+      </w:r>
+    </w:p>
+    <w:p>
+      <w:pPr>
+        <w:spacing w:line="336" w:lineRule="auto" w:after="0"/>
+        <w:ind w:firstLine="454"/>
+        <w:jc w:val="both"/>
+      </w:pPr>
+      <w:r>
+        <w:rPr>
+          <w:color w:val="1A1A1A"/>
+          <w:sz w:val="24"/>
+        </w:rPr>
+        <w:t>So there's addiction, there's compulsive behaviour, there's frustration when you don't get it, there's grief when you lose it, you're always afraid of losing so you take out an insurance policy, and boredom.</w:t>
       </w:r>
     </w:p>
     <w:p>
@@ -1280,7 +1406,7 @@
           <w:color w:val="1A1A1A"/>
           <w:sz w:val="24"/>
         </w:rPr>
-        <w:t>And then finally, there's our two very good friends, dullness and lethargy. Or if you want to put a moral twist on them, sloth and torpor.</w:t>
+        <w:t>All these things that we're talking about, they all pertain to ordinary day life. You can't just do them when you come on retreat. It's just constant. It's terrible, but there we are.</w:t>
       </w:r>
     </w:p>
     <w:p>
@@ -1294,7 +1420,7 @@
           <w:color w:val="1A1A1A"/>
           <w:sz w:val="24"/>
         </w:rPr>
-        <w:t>Now, we have to make a distinction between tiredness, where the body needs rest, the mind needs rest, and this dullness and lethargy. So tomorrow, for instance, we get up a little earlier, and there may be still some remnants of tiredness from when you first came, because virtually everybody arrives on a retreat with some sleep imbalance. Either they are oversleeping or they're undersleeping. They're not sleeping well, see? And it normally takes three or four days for that to slowly iron itself out. So tomorrow, getting up a little earlier, just pushes the system a bit. But we shall struggle. And then by the fourth day, of course, there's massive energy, and one wonders where it was all before.</w:t>
+        <w:t>And then finally, there's our two very good friends, dullness and lethargy. Or if you want to put a moral twist on them, sloth and torpor.</w:t>
       </w:r>
     </w:p>
     <w:p>
@@ -1308,7 +1434,7 @@
           <w:color w:val="1A1A1A"/>
           <w:sz w:val="24"/>
         </w:rPr>
-        <w:t>Now, how is it we have this conditioning of dullness and lethargy? So just consider how many times you have indulged in that subliminal state of sleep. Just, you know, hanging around at the weekend in bed on that lovely level where you're neither asleep nor awake. Where you've taken a newspaper to bed or you're listening to the radio and you just keep wafting in and out into these pleasant states. Yeah? Yeah?</w:t>
+        <w:t>Now, we have to make a distinction between tiredness, where the body needs rest, the mind needs rest, and this dullness and lethargy. So tomorrow, for instance, we get up a little earlier, and there may be still some remnants of tiredness from when you first came, because virtually everybody arrives on a retreat with some sleep imbalance. Either they are oversleeping or they're undersleeping. They're not sleeping well, see? And it normally takes three or four days for that to slowly iron itself out.</w:t>
       </w:r>
     </w:p>
     <w:p>
@@ -1322,7 +1448,7 @@
           <w:color w:val="1A1A1A"/>
           <w:sz w:val="24"/>
         </w:rPr>
-        <w:t>How many times when you feel a bit depressed, a bit low, a bit down, you've just flung yourself onto the couch and just fallen asleep for a while? So, in other words, it's a way that we get rid of ourselves. It's a way that we can annihilate ourselves. Of course, we wouldn't do it if we didn't think we were going to wake up. But it's a way that we keep pushing ourselves into this state of oblivion. And the reason why we do it is because there's no suffering there. There's no suffering in oblivion.</w:t>
+        <w:t>So tomorrow, getting up a little earlier, just pushes the system a bit. But we shall struggle. And then by the fourth day, of course, there's massive energy, and one wonders where it was all before.</w:t>
       </w:r>
     </w:p>
     <w:p>
@@ -1336,7 +1462,7 @@
           <w:color w:val="1A1A1A"/>
           <w:sz w:val="24"/>
         </w:rPr>
-        <w:t>Unfortunately we'll wake up. What we hope is that on waking all the troubles will have gone. So it's actually a small way in which we commit suicide. That's what we're doing. We're getting rid of the self. Every time we use sleep to annihilate ourselves, we're actually desiring non-becoming.</w:t>
+        <w:t>Now, how is it we have this conditioning of dullness and lethargy? So just consider how many times you have indulged in that subliminal state of sleep. Just, you know, hanging around at the weekend in bed on that lovely level where you're neither asleep nor awake. Where you've taken a newspaper to bed or you're listening to the radio and you just keep wafting in and out into these pleasant states. Yeah? How many times when you feel a bit depressed, a bit low, a bit down, you've just flung yourself onto the couch and just fallen asleep for a while?</w:t>
       </w:r>
     </w:p>
     <w:p>
@@ -1350,7 +1476,7 @@
           <w:color w:val="1A1A1A"/>
           <w:sz w:val="24"/>
         </w:rPr>
-        <w:t>So the Buddha points to three desires: sensual desire, the desire to become, and the desire not to become. So that it is in us always when it gets too heavy, a desire to escape. And one way we escape is fall asleep. So what we're suffering from when we have this dullness in the mind like porridge and the body feels as heavy as lead and all that is the consequence of these indulgences.</w:t>
+        <w:t>So, in other words, it's a way that we get rid of ourselves. It's a way that we can annihilate ourselves. Of course, we wouldn't do it if we didn't think we were going to wake up. But it's a way that we keep pushing ourselves into this state of oblivion. And the reason why we do it is because there's no suffering there. There's no suffering in oblivion. Unfortunately we'll wake up. What we hope is that on waking all the troubles will have gone.</w:t>
       </w:r>
     </w:p>
     <w:p>
@@ -1364,7 +1490,7 @@
           <w:color w:val="1A1A1A"/>
           <w:sz w:val="24"/>
         </w:rPr>
-        <w:t>What do we do? We refuse to be annihilated. Absolutely, completely and utterly refuse. We use noting to keep ourselves awake. You can come up the body up from your toes to the top of the head, just keep the attention moving, so there's energy being displaced into that looking, that process. And you're looking to see where is it that you feel this heaviness. You feel it in your toes? You feel it in your knees? See where it is. And if you keep coming upwards like that, it just keeps the energy coming up, you see, and you're able to stay awake within that state.</w:t>
+        <w:t>So it's actually a small way in which we commit suicide. That's what we're doing. We're getting rid of the self. Every time we use sleep to annihilate ourselves, we're actually desiring non-becoming. So the Buddha points to three desires: sensual desire, the desire to become, and the desire not to become. So that it is in us always, when it gets too heavy, a desire to escape. And one way we escape is fall asleep.</w:t>
       </w:r>
     </w:p>
     <w:p>
@@ -1378,7 +1504,7 @@
           <w:color w:val="1A1A1A"/>
           <w:sz w:val="24"/>
         </w:rPr>
-        <w:t>When it comes to the body feels great but the mind is just full of this heavy dullness like big fog or smog, then just roam around it, roam around it, feeling it, seeing it, you see. And you might be surprised to find that you wake up like a bulb right in the middle of that fog. I'm sure you've all experienced that. Surely. Of course you have. So why do I ask these questions?</w:t>
+        <w:t>So what we're suffering from when we have this dullness in the mind like porridge and the body feels as heavy as lead and all that is the consequence of these indulgences. What do we do? We refuse to be annihilated. Absolutely completely and utterly refuse.</w:t>
       </w:r>
     </w:p>
     <w:p>
@@ -1392,7 +1518,7 @@
           <w:color w:val="1A1A1A"/>
           <w:sz w:val="24"/>
         </w:rPr>
-        <w:t>So you wake up completely bright and alert in the middle of this dullness, in the middle of this awesome smog. And that just shows you that what's actually making us become the dullness is association with the dullness. It's an association. It's an identity with the feelings of lethargy. And the more you move around in it, the more you're pulling out of it. The more you're trying to investigate the taste of it, the feel of it, the texture of it, the more this knowing is awakening until eventually it wakes up completely and it's like you're there in the middle of this smoke, this heaviness.</w:t>
+        <w:t>We use noting to keep ourselves awake. You can come up the body, up from your toes to the top of the head, just keep the attention moving so there's energy being displaced into that looking, that process. And you're looking to see where is it that you feel this heaviness. You feel it in your toes? You feel it in your knees? See where is it. And if you keep coming upwards like that, it just keeps the energy coming up, you see, and you're able to stay awake within that state.</w:t>
       </w:r>
     </w:p>
     <w:p>
@@ -1406,7 +1532,35 @@
           <w:color w:val="1A1A1A"/>
           <w:sz w:val="24"/>
         </w:rPr>
-        <w:t>And it's a mental state. It's as valid a mental state as depression, anxiety, all these things that we have a no-no on. This is also a no-no. Right? It's an awesome state to be in.</w:t>
+        <w:t>When it comes to the body feels great but the mind is just full of this heavy dullness like big fog or smog, then just roam around it, roam around it, feeling it, seeing it, you see. And you might be surprised to find that you wake up like a bulb right in the middle of that fog. I'm sure you've all experienced that.</w:t>
+      </w:r>
+    </w:p>
+    <w:p>
+      <w:pPr>
+        <w:spacing w:line="336" w:lineRule="auto" w:after="0"/>
+        <w:ind w:firstLine="454"/>
+        <w:jc w:val="both"/>
+      </w:pPr>
+      <w:r>
+        <w:rPr>
+          <w:color w:val="1A1A1A"/>
+          <w:sz w:val="24"/>
+        </w:rPr>
+        <w:t>And you wake up completely bright and alert in the middle of this dullness, in the middle of this awesome smog. And that just shows you that what's actually making us become the dullness is association with the dullness. It's an association. It's an identity with the feelings of lethargy. And the more you move around in it, the more you're pulling out of it. The more you're trying to investigate the taste of it, the feel of it, the texture of it, the more this knowing is awakening until eventually it wakes up completely and it's like you're there in the middle of this smoke, this heaviness.</w:t>
+      </w:r>
+    </w:p>
+    <w:p>
+      <w:pPr>
+        <w:spacing w:line="336" w:lineRule="auto" w:after="0"/>
+        <w:ind w:firstLine="454"/>
+        <w:jc w:val="both"/>
+      </w:pPr>
+      <w:r>
+        <w:rPr>
+          <w:color w:val="1A1A1A"/>
+          <w:sz w:val="24"/>
+        </w:rPr>
+        <w:t>And it's a mental state. It's as valid a mental state as depression, anxiety, all these things that we have a no-no on—this is also a no-no. Right? It's an awesome state to be in.</w:t>
       </w:r>
     </w:p>
     <w:p>
@@ -1462,7 +1616,7 @@
           <w:color w:val="1A1A1A"/>
           <w:sz w:val="24"/>
         </w:rPr>
-        <w:t>When I said this to my teacher, Janika, he said, it's very good, he said, better to think of the Dharma. Spent all my time learning these times tables. So just the effort of just staying above it, you know, that's all. I'm not so sure that was all that skillful. It would have been perhaps more skillful to do this investigation more. But it was just the effort to stay awake, to stay awake.</w:t>
+        <w:t>When I said this to my teacher, Janica, he said, it's very good, he said, better to think of the Dharma. Spent all my time learning these times tables. So just the effort of just staying above it, you know, that's all. I'm not so sure that was all that skillful. It would have been perhaps more skillful to do this investigation more. But it was just the effort to stay awake, to stay awake.</w:t>
       </w:r>
     </w:p>
     <w:p>
@@ -1476,7 +1630,7 @@
           <w:color w:val="1A1A1A"/>
           <w:sz w:val="24"/>
         </w:rPr>
-        <w:t>So that really covers all our negativity really, you know. If I've missed it, then you can, I think, if I've missed something, you'll be able to slot it in to one of those five. Okay? All those things to do around indulgence and pleasure, all those things to do around aversion and hatred and fear, all those feelings and stuff we have to do around dullness and lethargy, all the restlessness, the guilt, shame, remorse, and finally, skeptical doubt. See? That covers the whole range of stuff that we have to deal with.</w:t>
+        <w:t>So that really covers all our negativity really, you know. If I've missed it, then you can, I think, if I've missed something, you'll be able to slot it in to one of those five. Okay?</w:t>
       </w:r>
     </w:p>
     <w:p>
@@ -1490,7 +1644,7 @@
           <w:color w:val="1A1A1A"/>
           <w:sz w:val="24"/>
         </w:rPr>
-        <w:t>And just to repeat, our job is to recognize it, to point to it, to know what it is, to know what to do about it, so that we undermine them, and eventually they stop altogether. So the Buddha is liberated from all that, he's liberated from that suffering. Somebody who is fully liberated doesn't have these kilesa, they're gone. He doesn't suffer from them anymore.</w:t>
+        <w:t>All those things to do around indulgence and pleasure, all those things to do around aversion and hatred and fear, all those things, all those feelings and stuff we have to do around dullness and lethargy, all the restlessness, the guilt, shame, remorse, and finally, skeptical doubt. See? That covers the whole range of stuff that we have to deal with.</w:t>
       </w:r>
     </w:p>
     <w:p>
@@ -1504,7 +1658,21 @@
           <w:color w:val="1A1A1A"/>
           <w:sz w:val="24"/>
         </w:rPr>
-        <w:t>So the future looks bright. I can only hope my words have been of some assistance. May you be liberated from all suffering by your acute and unrelenting practice undermining these dreadful hindrances sooner rather than later.</w:t>
+        <w:t>And just to repeat, our job is to recognize it, to point to it, to know what it is, to know what to do about it, so that we undermine them, and eventually they stop altogether. So the Buddha is liberated from all that, he's liberated from that suffering. Somebody who is fully liberated doesn't have these kilesa, they're gone. He doesn't suffer from them anymore. So the future looks bright.</w:t>
+      </w:r>
+    </w:p>
+    <w:p>
+      <w:pPr>
+        <w:spacing w:line="336" w:lineRule="auto" w:after="0"/>
+        <w:ind w:firstLine="454"/>
+        <w:jc w:val="both"/>
+      </w:pPr>
+      <w:r>
+        <w:rPr>
+          <w:color w:val="1A1A1A"/>
+          <w:sz w:val="24"/>
+        </w:rPr>
+        <w:t>I can only hope my words have been of some assistance. May you be liberated from all suffering by your acute and unrelenting practice undermining these dreadful hindrances sooner rather than later.</w:t>
       </w:r>
     </w:p>
     <w:p/>
